--- a/MATERIAIS PUBLICADOS/RH E SERVIDOR/DADOS PARA O CONTRATO DE ESTÁGIO.docx
+++ b/MATERIAIS PUBLICADOS/RH E SERVIDOR/DADOS PARA O CONTRATO DE ESTÁGIO.docx
@@ -376,7 +376,6 @@
                 <w:lang w:eastAsia="pt-BR"/>
               </w:rPr>
             </w:pPr>
-            <w:proofErr w:type="gramStart"/>
             <w:r>
               <w:rPr>
                 <w:rFonts w:ascii="Segoe UI" w:eastAsia="Times New Roman" w:hAnsi="Segoe UI" w:cs="Segoe UI"/>
@@ -397,7 +396,6 @@
               </w:rPr>
               <w:t xml:space="preserve"> X</w:t>
             </w:r>
-            <w:proofErr w:type="gramEnd"/>
             <w:r>
               <w:rPr>
                 <w:rFonts w:ascii="Segoe UI" w:eastAsia="Times New Roman" w:hAnsi="Segoe UI" w:cs="Segoe UI"/>
@@ -593,7 +591,6 @@
                 <w:lang w:eastAsia="pt-BR"/>
               </w:rPr>
             </w:pPr>
-            <w:proofErr w:type="gramStart"/>
             <w:r>
               <w:rPr>
                 <w:rFonts w:ascii="Segoe UI" w:eastAsia="Times New Roman" w:hAnsi="Segoe UI" w:cs="Segoe UI"/>
@@ -614,7 +611,6 @@
               </w:rPr>
               <w:t>X</w:t>
             </w:r>
-            <w:proofErr w:type="gramEnd"/>
             <w:r>
               <w:rPr>
                 <w:rFonts w:ascii="Segoe UI" w:eastAsia="Times New Roman" w:hAnsi="Segoe UI" w:cs="Segoe UI"/>
@@ -962,41 +958,18 @@
                 <w:szCs w:val="16"/>
                 <w:lang w:eastAsia="pt-BR"/>
               </w:rPr>
-              <w:t xml:space="preserve">        </w:t>
-            </w:r>
-            <w:proofErr w:type="gramStart"/>
-            <w:r>
-              <w:rPr>
-                <w:rFonts w:ascii="Segoe UI" w:eastAsia="Times New Roman" w:hAnsi="Segoe UI" w:cs="Segoe UI"/>
-                <w:color w:val="000000"/>
-                <w:sz w:val="16"/>
-                <w:szCs w:val="16"/>
-                <w:lang w:eastAsia="pt-BR"/>
-              </w:rPr>
-              <w:t xml:space="preserve">   </w:t>
-            </w:r>
-            <w:r>
-              <w:rPr>
-                <w:rFonts w:ascii="Segoe UI" w:eastAsia="Times New Roman" w:hAnsi="Segoe UI" w:cs="Segoe UI"/>
-                <w:color w:val="000000"/>
-                <w:sz w:val="16"/>
-                <w:szCs w:val="16"/>
-                <w:lang w:eastAsia="pt-BR"/>
-              </w:rPr>
-              <w:t>(</w:t>
-            </w:r>
-            <w:proofErr w:type="gramEnd"/>
-            <w:r>
-              <w:rPr>
-                <w:rFonts w:ascii="Segoe UI" w:eastAsia="Times New Roman" w:hAnsi="Segoe UI" w:cs="Segoe UI"/>
-                <w:color w:val="000000"/>
-                <w:sz w:val="16"/>
-                <w:szCs w:val="16"/>
-                <w:lang w:eastAsia="pt-BR"/>
-              </w:rPr>
-              <w:t xml:space="preserve">  </w:t>
-            </w:r>
-            <w:proofErr w:type="gramStart"/>
+              <w:t xml:space="preserve">           </w:t>
+            </w:r>
+            <w:r>
+              <w:rPr>
+                <w:rFonts w:ascii="Segoe UI" w:eastAsia="Times New Roman" w:hAnsi="Segoe UI" w:cs="Segoe UI"/>
+                <w:color w:val="000000"/>
+                <w:sz w:val="16"/>
+                <w:szCs w:val="16"/>
+                <w:lang w:eastAsia="pt-BR"/>
+              </w:rPr>
+              <w:t xml:space="preserve">(  </w:t>
+            </w:r>
             <w:r>
               <w:rPr>
                 <w:rFonts w:ascii="Segoe UI" w:eastAsia="Times New Roman" w:hAnsi="Segoe UI" w:cs="Segoe UI"/>
@@ -1015,18 +988,7 @@
                 <w:szCs w:val="16"/>
                 <w:lang w:eastAsia="pt-BR"/>
               </w:rPr>
-              <w:t xml:space="preserve">  )</w:t>
-            </w:r>
-            <w:proofErr w:type="gramEnd"/>
-            <w:r>
-              <w:rPr>
-                <w:rFonts w:ascii="Segoe UI" w:eastAsia="Times New Roman" w:hAnsi="Segoe UI" w:cs="Segoe UI"/>
-                <w:color w:val="000000"/>
-                <w:sz w:val="16"/>
-                <w:szCs w:val="16"/>
-                <w:lang w:eastAsia="pt-BR"/>
-              </w:rPr>
-              <w:t xml:space="preserve"> Por mês</w:t>
+              <w:t xml:space="preserve">  ) Por mês</w:t>
             </w:r>
           </w:p>
         </w:tc>
